--- a/docs/manuscript/Methods_simulation_v7_for_coauthors.docx
+++ b/docs/manuscript/Methods_simulation_v7_for_coauthors.docx
@@ -13,7 +13,7 @@
     </w:p>
     <w:p>
       <w:r>
-        <w:t>SBE / DBE microstructure reconstruction and transport simulation — replacement text and revised SI tables for co-author review, 2026-08-29</w:t>
+        <w:t>SBE / DBE microstructure reconstruction and transport simulation — replacement text and revised SI tables for co-author review, 2026-08-30</w:t>
       </w:r>
     </w:p>
     <w:p>
@@ -37,7 +37,7 @@
           <w:i w:val="0"/>
           <w:sz w:val="19"/>
         </w:rPr>
-        <w:t>이 문서는 투고용 교체안이 아니라 쟁점을 결정하기 위한 검토 패키지입니다. 적대 리뷰(R10)가 투고 준비를 NO-GO 로 판정했고, 해제조건 8개 중 4개가 남아 있습니다. Methods 본문(영문)은 그대로 붙여 넣을 수 있는 상태이지만, Table S3 의 일부 행은 아직 값이 없어 대괄호로 사유를 적어 두었습니다.</w:t>
+        <w:t>이 문서는 투고용 교체안이 아니라 쟁점을 결정하기 위한 검토 패키지입니다. 적대 리뷰(R10)의 해제조건 8개 중 여섯이 해소됐고 둘이 부분입니다 — ⑤ Table S3 의 σ_ion 한 행, ⑦ 중 Figure 4a 그림. ⚠ 다만 이 판정은 저희 자체 판정입니다. R11 을 올린 뒤 독립 재판정을 받지 못했으므로, ‘해소’ 는 ‘저희가 확인했다’ 이지 ‘제3자가 확인했다’ 가 아닙니다. Methods 본문(영문)은 그대로 붙여 넣을 수 있는 상태이고, 값이 없는 행은 대괄호로 사유를 적어 두었습니다.</w:t>
       </w:r>
     </w:p>
     <w:p>
@@ -189,7 +189,7 @@
               <w:rPr>
                 <w:sz w:val="16"/>
               </w:rPr>
-              <w:t>해소</w:t>
+              <w:t>해소 (형식은 그 뒤 한 번 더 바뀜)</w:t>
             </w:r>
           </w:p>
         </w:tc>
@@ -206,7 +206,7 @@
               <w:rPr>
                 <w:sz w:val="16"/>
               </w:rPr>
-              <w:t>굵은 글씨·reported·resolved 표기를 전부 제거했습니다.</w:t>
+              <w:t>굵은 글씨·reported·resolved 표기를 전부 제거했습니다. ⚠ 그 뒤 형식을 한 번 더 바꿨습니다 — 본문에서 두 값을 동등하게 병기하는 형식은 저희가 지어낸 것이고 출판 선례를 찾지 못했습니다. 같은 재료계·같은 코드의 선행 연구는 파라미터 민감도를 별도 절에 싣고 본문은 공칭값 하나를 씁니다. 그래서 본문은 공칭 규약 하나를 쓰고 같은 문단에 다른 값을 병기하며, 민감도는 Table S3c 로 옮겼습니다. ⚠ 사전등록된 검사는 그 규약을 ‘채택하지 않는다’ 로 판정했고 그 판정은 그대로입니다 — 본문이 그 값을 쓰는 것은 편집 결정이지 판정 번복이 아니며, 원고가 그렇게 적습니다.</w:t>
             </w:r>
           </w:p>
         </w:tc>
@@ -399,7 +399,7 @@
               <w:rPr>
                 <w:sz w:val="16"/>
               </w:rPr>
-              <w:t>미해소</w:t>
+              <w:t>해소</w:t>
             </w:r>
           </w:p>
         </w:tc>
@@ -416,7 +416,7 @@
               <w:rPr>
                 <w:sz w:val="16"/>
               </w:rPr>
-              <w:t>제3자가 σ_ele 를 재검증할 수 없는 상태입니다. 축약기(reduce_arm_payloads.py)는 준비돼 있고 계산기에서 전송만 남았습니다. 이것이 풀리기 전에는 Table S3 의 σ_ele 도 '검증 가능' 이 아니라 '내부 확인' 입니다.</w:t>
+              <w:t>두 규약 각 16팔 + run_receipt + cohort_manifest + verdict_receipt 를 리포에 넣었습니다(docs/data/w4_ptfe_centerline_20260827, w4b_ptfe_off_20260827). 리포만으로 판정기를 돌려 비 1.307820 / 1.123672 를 재도출했고 파일 해시가 32/32 일치합니다. ⚠ 다만 커밋된 것은 판정에 필요한 스칼라만 남긴 감사 패키지이지 원자료가 아닙니다 (팔당 131 MB → 5.8 kB, 필드 해는 버렸습니다). 솔버 재실행은 여전히 계산기의 원본이 필요하고, 매니페스트에 원본 해시만 남아 있습니다.</w:t>
             </w:r>
           </w:p>
         </w:tc>
@@ -469,7 +469,7 @@
               <w:rPr>
                 <w:sz w:val="16"/>
               </w:rPr>
-              <w:t>진행 중</w:t>
+              <w:t>부분 해소</w:t>
             </w:r>
           </w:p>
         </w:tc>
@@ -486,7 +486,7 @@
               <w:rPr>
                 <w:sz w:val="16"/>
               </w:rPr>
-              <w:t>이온 전용 런이 계산기에서 돌고 있습니다(16팔). 구조 지표 다섯 행은 새 침대에서 다시 뽑아야 합니다 — 본문이 그 중 하나(AM 입자당 CBD 접촉 수)를 직접 인용하므로 빼는 것이 아니라 갱신해야 하는 항목입니다.</w:t>
+              <w:t>구조 지표 다섯 행 중 넷은 새 침대에서 측정해 표에 넣었습니다. σ_ion 한 행이 남았는데, 상태가 ‘미측정’ 이 아니라 ‘쟀는데 못 씁니다’ 입니다 — 아래 미결 항목 참조. 면적 용량은 면적 하중까지만 확정됐고 비용량을 받지 못했습니다.</w:t>
             </w:r>
           </w:p>
         </w:tc>
@@ -609,7 +609,7 @@
               <w:rPr>
                 <w:sz w:val="16"/>
               </w:rPr>
-              <w:t>미해소</w:t>
+              <w:t>부분 해소</w:t>
             </w:r>
           </w:p>
         </w:tc>
@@ -626,7 +626,7 @@
               <w:rPr>
                 <w:sz w:val="16"/>
               </w:rPr>
-              <w:t>Figure 4b 는 철회된 세대의 σ 값을 그린 그림입니다. 두 규약을 병기해 다시 그려야 합니다.</w:t>
+              <w:t>Figure 4b 는 두 규약을 병기하는 형태로 재작도했고 생성기를 리포에 넣었습니다. Figure 4a 는 캡션만 고쳤고 그림은 아직 교체하지 않았습니다 — 침대가 재압밀되어 입자 위치가 바뀌었으므로 같은 경로로 다시 뽑아야 합니다.</w:t>
             </w:r>
           </w:p>
         </w:tc>
@@ -679,7 +679,7 @@
               <w:rPr>
                 <w:sz w:val="16"/>
               </w:rPr>
-              <w:t>부분 해소</w:t>
+              <w:t>해소</w:t>
             </w:r>
           </w:p>
         </w:tc>
@@ -696,7 +696,7 @@
               <w:rPr>
                 <w:sz w:val="16"/>
               </w:rPr>
-              <w:t>두 판의 사실 일치는 맞췄습니다. Figure S16–S18 캡션은 아직 감사하지 않았습니다 — 그 파일이 리포 밖에 있어 자동 검사의 사정권 밖입니다.</w:t>
+              <w:t>두 판의 사실 일치를 맞췄고, SI 캡션을 전수 감사해 전 과정을 ‘DEM’ 으로 부르는 오귀속 세 곳을 찾았습니다(Figure S16 설명, Table S3 제목, 본문 전송 문단). Figure S17·S18 에는 오귀속이 없었습니다.</w:t>
             </w:r>
           </w:p>
         </w:tc>
@@ -1634,7 +1634,7 @@
         <w:rPr>
           <w:color w:val="1A1A1A"/>
         </w:rPr>
-        <w:t>5. Table S3 — σ_ele 갱신, 나머지는 미완</w:t>
+        <w:t>5. Table S3 — σ_ele · 구조 지표 갱신, 두 행 보류</w:t>
       </w:r>
     </w:p>
     <w:p>
@@ -2193,7 +2193,7 @@
                 <w:i/>
                 <w:sz w:val="16"/>
               </w:rPr>
-              <w:t>[ 미측정 — 이온 전용 런 진행 중 ]</w:t>
+              <w:t>[ 보류 — 쟀으나 입력 규약이 두 침대를 비대칭으로 만든다 (아래 미결 참조) ]</w:t>
             </w:r>
           </w:p>
         </w:tc>
@@ -2211,7 +2211,7 @@
                 <w:i/>
                 <w:sz w:val="16"/>
               </w:rPr>
-              <w:t>[ 미측정 — 이온 전용 런 진행 중 ]</w:t>
+              <w:t>[ 보류 — 쟀으나 입력 규약이 두 침대를 비대칭으로 만든다 (아래 미결 참조) ]</w:t>
             </w:r>
           </w:p>
         </w:tc>
@@ -2247,7 +2247,7 @@
               <w:rPr>
                 <w:sz w:val="16"/>
               </w:rPr>
-              <w:t>SE coverage of AM</w:t>
+              <w:t>SE coverage of AM (Tabor band)</w:t>
             </w:r>
           </w:p>
         </w:tc>
@@ -2262,10 +2262,9 @@
             <w:r/>
             <w:r>
               <w:rPr>
-                <w:i/>
                 <w:sz w:val="16"/>
               </w:rPr>
-              <w:t>[ 미측정 — 새 침대에서 재산출 필요 ]</w:t>
+              <w:t>86.6</w:t>
             </w:r>
           </w:p>
         </w:tc>
@@ -2280,10 +2279,9 @@
             <w:r/>
             <w:r>
               <w:rPr>
-                <w:i/>
                 <w:sz w:val="16"/>
               </w:rPr>
-              <w:t>[ 미측정 — 새 침대에서 재산출 필요 ]</w:t>
+              <w:t>86.6</w:t>
             </w:r>
           </w:p>
         </w:tc>
@@ -2334,10 +2332,9 @@
             <w:r/>
             <w:r>
               <w:rPr>
-                <w:i/>
                 <w:sz w:val="16"/>
               </w:rPr>
-              <w:t>[ 미측정 — 새 침대에서 재산출 필요 ]</w:t>
+              <w:t>13.1</w:t>
             </w:r>
           </w:p>
         </w:tc>
@@ -2352,10 +2349,9 @@
             <w:r/>
             <w:r>
               <w:rPr>
-                <w:i/>
                 <w:sz w:val="16"/>
               </w:rPr>
-              <w:t>[ 미측정 — 새 침대에서 재산출 필요 ]</w:t>
+              <w:t>15.5</w:t>
             </w:r>
           </w:p>
         </w:tc>
@@ -2391,7 +2387,7 @@
               <w:rPr>
                 <w:sz w:val="16"/>
               </w:rPr>
-              <w:t>Median CBD contacts per AM particle</w:t>
+              <w:t>Median CBD contacts per AM particle — conductive phases only (VGCF + SDCP)</w:t>
             </w:r>
           </w:p>
         </w:tc>
@@ -2406,10 +2402,9 @@
             <w:r/>
             <w:r>
               <w:rPr>
-                <w:i/>
                 <w:sz w:val="16"/>
               </w:rPr>
-              <w:t>[ 미측정 — 새 침대에서 재산출 필요 ]</w:t>
+              <w:t>74</w:t>
             </w:r>
           </w:p>
         </w:tc>
@@ -2424,10 +2419,79 @@
             <w:r/>
             <w:r>
               <w:rPr>
-                <w:i/>
                 <w:sz w:val="16"/>
               </w:rPr>
-              <w:t>[ 미측정 — 새 침대에서 재산출 필요 ]</w:t>
+              <w:t>86</w:t>
+            </w:r>
+          </w:p>
+        </w:tc>
+        <w:tc>
+          <w:tcPr>
+            <w:tcW w:type="dxa" w:w="1191"/>
+          </w:tcPr>
+          <w:p>
+            <w:pPr>
+              <w:spacing w:before="20" w:after="20"/>
+            </w:pPr>
+            <w:r/>
+            <w:r>
+              <w:rPr>
+                <w:sz w:val="16"/>
+              </w:rPr>
+              <w:t>ea</w:t>
+            </w:r>
+          </w:p>
+        </w:tc>
+      </w:tr>
+      <w:tr>
+        <w:tc>
+          <w:tcPr>
+            <w:tcW w:type="dxa" w:w="4649"/>
+          </w:tcPr>
+          <w:p>
+            <w:pPr>
+              <w:spacing w:before="20" w:after="20"/>
+            </w:pPr>
+            <w:r/>
+            <w:r>
+              <w:rPr>
+                <w:sz w:val="16"/>
+              </w:rPr>
+              <w:t>└ same count with the insulating binder included in the domain</w:t>
+            </w:r>
+          </w:p>
+        </w:tc>
+        <w:tc>
+          <w:tcPr>
+            <w:tcW w:type="dxa" w:w="2381"/>
+          </w:tcPr>
+          <w:p>
+            <w:pPr>
+              <w:spacing w:before="20" w:after="20"/>
+            </w:pPr>
+            <w:r/>
+            <w:r>
+              <w:rPr>
+                <w:sz w:val="16"/>
+              </w:rPr>
+              <w:t>80</w:t>
+            </w:r>
+          </w:p>
+        </w:tc>
+        <w:tc>
+          <w:tcPr>
+            <w:tcW w:type="dxa" w:w="2381"/>
+          </w:tcPr>
+          <w:p>
+            <w:pPr>
+              <w:spacing w:before="20" w:after="20"/>
+            </w:pPr>
+            <w:r/>
+            <w:r>
+              <w:rPr>
+                <w:sz w:val="16"/>
+              </w:rPr>
+              <w:t>88</w:t>
             </w:r>
           </w:p>
         </w:tc>
@@ -2478,10 +2542,9 @@
             <w:r/>
             <w:r>
               <w:rPr>
-                <w:i/>
                 <w:sz w:val="16"/>
               </w:rPr>
-              <w:t>[ 미측정 — 새 침대에서 재산출 필요 ]</w:t>
+              <w:t>100</w:t>
             </w:r>
           </w:p>
         </w:tc>
@@ -2496,10 +2559,9 @@
             <w:r/>
             <w:r>
               <w:rPr>
-                <w:i/>
                 <w:sz w:val="16"/>
               </w:rPr>
-              <w:t>[ 미측정 — 새 침대에서 재산출 필요 ]</w:t>
+              <w:t>100</w:t>
             </w:r>
           </w:p>
         </w:tc>
@@ -2553,7 +2615,7 @@
                 <w:i/>
                 <w:sz w:val="16"/>
               </w:rPr>
-              <w:t>[ 미측정 — 새 침대에서 재산출 필요 ]</w:t>
+              <w:t>[ 보류 — 면적 하중 0.015904 g cm⁻² 확정, 비용량 미상 ]</w:t>
             </w:r>
           </w:p>
         </w:tc>
@@ -2571,7 +2633,7 @@
                 <w:i/>
                 <w:sz w:val="16"/>
               </w:rPr>
-              <w:t>[ 미측정 — 새 침대에서 재산출 필요 ]</w:t>
+              <w:t>[ 보류 — 면적 하중 0.015904 g cm⁻² 확정, 비용량 미상 ]</w:t>
             </w:r>
           </w:p>
         </w:tc>
@@ -2594,6 +2656,20 @@
         </w:tc>
       </w:tr>
     </w:tbl>
+    <w:p>
+      <w:pPr>
+        <w:spacing w:after="120"/>
+        <w:jc w:val="both"/>
+      </w:pPr>
+      <w:r>
+        <w:rPr>
+          <w:b w:val="0"/>
+          <w:i/>
+          <w:sz w:val="17"/>
+        </w:rPr>
+        <w:t>각주: Coverage is reported in the Tabor band; the three coverage conventions used elsewhere in this project measure different quantities and must not be mixed. The contact count depends on whether the insulating binder is counted as part of the conductive-binder domain, so both counts are given: the increase from SBE to DBE is +16 % counting only the conductive phases and +10 % counting the binder as well. Neither reproduces the absolute numbers in v6 (433 and 517); what those counted is not recorded, and the direction and relative size of the change do agree. The bed itself reports a quasi-static violation — the platen moves at a substantial fraction of the compressional wave speed — so thickness and ε_union are absolute values that need re-measurement, while the ratio is common-mode and unaffected.</w:t>
+      </w:r>
+    </w:p>
     <w:p>
       <w:pPr>
         <w:spacing w:after="120"/>
@@ -2675,7 +2751,7 @@
         <w:rPr>
           <w:color w:val="1A1A1A"/>
         </w:rPr>
-        <w:t>6. Table S3b (신설) — PTFE 표현 민감도</w:t>
+        <w:t>6. Table S3c (신설) — 바인더 표현 민감도</w:t>
       </w:r>
     </w:p>
     <w:tbl>
@@ -3028,7 +3104,7 @@
           <w:i/>
           <w:sz w:val="17"/>
         </w:rPr>
-        <w:t>각주: Both conventions were evaluated on the same beds with the same code and grid, differing only in whether the insulating binder occupies conduction cells; a machine-checked contract confirms that no other parameter differs. Neither convention is designated primary: the one-cell centerline under-represents the spatial extent of a thin coating while over-blocking the cells it occupies, and the diameter-aware variant is not implemented, so neither is established as closer to the real film. Omitting the binder from the conduction grid removes only its electronic exclusion; its mass and stiffness remain in the DEM–MPM bed. The direction of the change is common to both conventions, its magnitude is not.</w:t>
+        <w:t>각주: Both settings were evaluated on the same beds with the same code and grid, differing only in whether the insulating binder occupies conduction cells; a machine-checked contract confirms that no other parameter differs. The setting used in the main text stamps a one-voxel centerline through each binder fibril and removes those cells from conduction, which accounts for 43 % of the binder volume present in the bed; omitting the binder accounts for none of it. It was selected for reporting but is not calibrated: a pre-registered test asked whether either setting reproduces the binder volume within a factor of two and neither does, so the quantity that would decide which setting is closer to the real film has not been measured — blocking follows connectivity, not volume. The increase from SBE to DBE is obtained under both settings; its magnitude is not. The binder's mass and stiffness are present in the DEM–MPM bed under either, since the setting affects only the conduction grid.</w:t>
       </w:r>
     </w:p>
     <w:p>
@@ -3179,7 +3255,7 @@
               <w:rPr>
                 <w:sz w:val="16"/>
               </w:rPr>
-              <w:t>Both conventions, given equal weight: “72.3 → 81.3 mS cm⁻¹ (ratio 1.124) with the binder omitted from the electronic grid, and 54.0 → 70.6 mS cm⁻¹ (1.308) with its centerline voxels excluded.” Neither is given first as the headline.</w:t>
+              <w:t>One nominal setting in the body, with the alternative in the same paragraph: “the simulated effective σ_ele increases from 54.0 to 70.6 mS cm⁻¹ (a ratio of 1.308) with the binder’s centerline voxels excluded from conduction; omitting the binder from the electronic grid instead gives 72.3 → 81.3 mS cm⁻¹ (1.124). The setting used here was selected for reporting but is not calibrated (Table S3c).” — ⚠ 형식 근거: 같은 재료계·같은 코드의 선행 연구가 파라미터 민감도를 별도 절에 싣고 본문은 공칭값 하나를 씁니다. 두 값을 본문에서 동등하게 병기하는 형식은 저희가 찾은 선례가 없습니다.</w:t>
             </w:r>
           </w:p>
         </w:tc>
@@ -3322,7 +3398,7 @@
               <w:rPr>
                 <w:sz w:val="16"/>
               </w:rPr>
-              <w:t>“DEM-reconstructed …”</w:t>
+              <w:t>“DEM-reconstructed SBE and DBE geometries”</w:t>
             </w:r>
           </w:p>
         </w:tc>
@@ -3339,7 +3415,61 @@
               <w:rPr>
                 <w:sz w:val="16"/>
               </w:rPr>
-              <w:t>“DEM-packed and MPM-compacted …”</w:t>
+              <w:t>“SBE and DBE composite-cathode geometries generated by DEM particle packing and compacted by MPM” — 두 군데를 고칩니다: ‘reconstructed’ 는 실물 단층촬영 재구성을 암시하고, ‘DEM’ 은 세 도구 중 하나만 부릅니다.</w:t>
+            </w:r>
+          </w:p>
+        </w:tc>
+      </w:tr>
+      <w:tr>
+        <w:tc>
+          <w:tcPr>
+            <w:tcW w:type="dxa" w:w="1928"/>
+          </w:tcPr>
+          <w:p>
+            <w:pPr>
+              <w:spacing w:before="20" w:after="20"/>
+            </w:pPr>
+            <w:r/>
+            <w:r>
+              <w:rPr>
+                <w:sz w:val="16"/>
+              </w:rPr>
+              <w:t>Figure 4a 그림</w:t>
+            </w:r>
+          </w:p>
+        </w:tc>
+        <w:tc>
+          <w:tcPr>
+            <w:tcW w:type="dxa" w:w="3175"/>
+          </w:tcPr>
+          <w:p>
+            <w:pPr>
+              <w:spacing w:before="20" w:after="20"/>
+            </w:pPr>
+            <w:r/>
+            <w:r>
+              <w:rPr>
+                <w:sz w:val="16"/>
+              </w:rPr>
+              <w:t>출처가 기록돼 있지 않던 그림</w:t>
+            </w:r>
+          </w:p>
+        </w:tc>
+        <w:tc>
+          <w:tcPr>
+            <w:tcW w:type="dxa" w:w="4365"/>
+          </w:tcPr>
+          <w:p>
+            <w:pPr>
+              <w:spacing w:before="20" w:after="20"/>
+            </w:pPr>
+            <w:r/>
+            <w:r>
+              <w:rPr>
+                <w:i/>
+                <w:sz w:val="16"/>
+              </w:rPr>
+              <w:t>[ 교체 필요 — 침대가 재압밀되어 입자 위치가 바뀌었습니다. 지금 그림이 옛 침대라면 Table S3 이 보고하는 것과 다른 미세구조입니다 ]</w:t>
             </w:r>
           </w:p>
         </w:tc>
@@ -3390,10 +3520,9 @@
             <w:r/>
             <w:r>
               <w:rPr>
-                <w:i/>
                 <w:sz w:val="16"/>
               </w:rPr>
-              <w:t>[ 재작도 필요 — 두 규약을 병기하는 형태로 ]</w:t>
+              <w:t>재작도 완료 — 두 규약을 병기하는 형태로 다시 그렸고 생성기를 리포에 넣었습니다.</w:t>
             </w:r>
           </w:p>
         </w:tc>
@@ -3465,7 +3594,7 @@
               <w:rPr>
                 <w:sz w:val="16"/>
               </w:rPr>
-              <w:t>Figure S16–S18 captions</w:t>
+              <w:t>Figure S16 caption</w:t>
             </w:r>
           </w:p>
         </w:tc>
@@ -3482,7 +3611,7 @@
               <w:rPr>
                 <w:sz w:val="16"/>
               </w:rPr>
-              <w:t>“… for the DEM simulations”</w:t>
+              <w:t>“Reconstructed SBE and DBE geometries used for the DEM simulations”</w:t>
             </w:r>
           </w:p>
         </w:tc>
@@ -3497,10 +3626,62 @@
             <w:r/>
             <w:r>
               <w:rPr>
-                <w:i/>
                 <w:sz w:val="16"/>
               </w:rPr>
-              <w:t>[ 미감사 — 외부 DOCX 라 자동 검사 사정권 밖 ]</w:t>
+              <w:t>“SBE and DBE geometries generated by DEM packing and MPM compaction” — 두 군데 (‘Reconstructed’ + 전 과정을 DEM 으로 부름).</w:t>
+            </w:r>
+          </w:p>
+        </w:tc>
+      </w:tr>
+      <w:tr>
+        <w:tc>
+          <w:tcPr>
+            <w:tcW w:type="dxa" w:w="1928"/>
+          </w:tcPr>
+          <w:p>
+            <w:pPr>
+              <w:spacing w:before="20" w:after="20"/>
+            </w:pPr>
+            <w:r/>
+            <w:r>
+              <w:rPr>
+                <w:sz w:val="16"/>
+              </w:rPr>
+              <w:t>Figure S17 · S18 captions</w:t>
+            </w:r>
+          </w:p>
+        </w:tc>
+        <w:tc>
+          <w:tcPr>
+            <w:tcW w:type="dxa" w:w="3175"/>
+          </w:tcPr>
+          <w:p>
+            <w:pPr>
+              <w:spacing w:before="20" w:after="20"/>
+            </w:pPr>
+            <w:r/>
+            <w:r>
+              <w:rPr>
+                <w:sz w:val="16"/>
+              </w:rPr>
+              <w:t>“Simulated ionic / electronic current-density distributions”</w:t>
+            </w:r>
+          </w:p>
+        </w:tc>
+        <w:tc>
+          <w:tcPr>
+            <w:tcW w:type="dxa" w:w="4365"/>
+          </w:tcPr>
+          <w:p>
+            <w:pPr>
+              <w:spacing w:before="20" w:after="20"/>
+            </w:pPr>
+            <w:r/>
+            <w:r>
+              <w:rPr>
+                <w:sz w:val="16"/>
+              </w:rPr>
+              <w:t>오귀속 없음. 솔버 이름을 붙이는 편이 낫습니다(선택): “… computed with the voxel finite-volume solver”.</w:t>
             </w:r>
           </w:p>
         </w:tc>
@@ -3526,13 +3707,13 @@
           <w:b/>
           <w:sz w:val="19"/>
         </w:rPr>
-        <w:t xml:space="preserve">σ_ion (Table S3) — </w:t>
+        <w:t xml:space="preserve">σ_ion (Table S3) — ‘미측정’ 이 아니라 ‘쟀는데 못 씁니다’ — </w:t>
       </w:r>
       <w:r>
         <w:rPr>
           <w:sz w:val="19"/>
         </w:rPr>
-        <w:t>이전 cohort 는 전자 전도도만 푸는 설정으로 돌았기 때문에 이온 값이 없습니다. 지금 같은 침대·같은 8개 origin 으로 이온까지 푸는 런이 돌고 있습니다(16팔). ⚠ v6 의 옛 값(0.203 / 0.215 mS cm⁻¹)을 그대로 쓰면 한 표 안에 두 세대가 섞입니다.</w:t>
+        <w:t>같은 침대·같은 origin 으로 이온까지 푸는 런을 돌렸고 값이 나왔습니다. 그런데 비가 1 보다 작게 나오는데, 그것이 물리가 아니라 입력 규약의 비대칭입니다. 생산 규약에서 바인더는 전도 격자에 한 셀도 들어가지 않습니다 — 그러면 바인더를 두 배로 가진 SBE 쪽 절연 부피를 더 많이 봐주게 됩니다. 동시에 SDCP 는 DBE 에만 있으면서 자기 자리의 전해질을 이온 전도도가 3 분의 1 인 상으로 바꿉니다. 두 힘이 같은 방향으로 비를 끌어내립니다. ⚠ 그러므로 남은 팔이 끝나도 값은 바뀌지 않습니다 — 팔 수가 아니라 입력이 정하는 값입니다. 채우면 ‘SDCP 가 이온 전도를 떨어뜨린다’ 를 싣게 되는데, 그것은 모델이 바인더를 안 그린 결과입니다. 실물에서 SDCP 는 절연 바인더를 대체하고 모델에서는 전해질을 대체합니다 — 치환 상대가 다릅니다. ★ 문헌이 방향을 확인해 줍니다: 같은 재료계에서 PTFE 1 wt% 가 이온 전도도를 26 % 떨어뜨린다는 실측이 있고, 그 두 로딩이 정확히 저희 SBE·DBE 의 바인더 함량입니다. 그것만으로도 비가 1 보다 커야 합니다 — 시뮬레이션과 부호가 반대입니다. 해제는 펠릿 보정으로 σ_ion(SDCP) 와 바인더 차단 길이를 앵커한 뒤 다시 도는 것입니다.</w:t>
       </w:r>
     </w:p>
     <w:p>
@@ -3544,13 +3725,13 @@
           <w:b/>
           <w:sz w:val="19"/>
         </w:rPr>
-        <w:t xml:space="preserve">구조 지표 다섯 행 — </w:t>
+        <w:t xml:space="preserve">Areal capacity — v6 의 두 값은 이 침대에서 성립하지 않습니다 — </w:t>
       </w:r>
       <w:r>
         <w:rPr>
           <w:sz w:val="19"/>
         </w:rPr>
-        <w:t>SE/VGCF coverage · AM 입자당 CBD 접촉 수 · 전자 연결성 · 면적 용량. ★ 이 중 하나는 본문이 직접 인용합니다 — “the median number of conductive-binder-domain contacts per active material particle increases from 433 for the SBE to 517 for the DBE”. 그러므로 빼는 항목이 아니라 새 침대에서 다시 뽑아야 하는 항목입니다.</w:t>
+        <w:t>SI v6 은 두 전극에 서로 다른 면적 용량을 적었는데, 두 전극이 같은 AM 골격과 같은 두께를 공유하므로 성립할 수 없습니다. 면적 하중은 0.015904 g cm⁻² 로 확정했고 두 전극이 같습니다. 남은 것은 비용량 하나인데 원고 어디에도 없습니다 — 공저자 회신이 필요합니다.</w:t>
       </w:r>
     </w:p>
     <w:p>
@@ -3562,13 +3743,13 @@
           <w:b/>
           <w:sz w:val="19"/>
         </w:rPr>
-        <w:t xml:space="preserve">W4 32팔 원자료 (해제조건 ④) — </w:t>
+        <w:t xml:space="preserve">Figure 4a 그림 (해제조건 ⑦ 잔여) — </w:t>
       </w:r>
       <w:r>
         <w:rPr>
           <w:sz w:val="19"/>
         </w:rPr>
-        <w:t>팔당 산출물이 127 MB 라 그대로는 리포에 들어가지 않습니다. 축약기가 준비돼 있고(검증 출력이 원본과 같은지 기계적으로 대조합니다), 계산기에서 전송만 남았습니다. 이것이 끝나기 전까지 σ_ele 값은 ‘제3자가 재검증 가능’ 이 아니라 ‘내부 확인’ 입니다.</w:t>
+        <w:t>캡션은 고쳤지만 그림은 그대로입니다. 침대를 재압밀하면서 첨가제 탄성계수 세대가 바뀌었고, 벌크 지표는 거의 안 움직였지만 입자 위치는 바뀌었습니다. 지금 그림이 옛 침대에서 나온 것이라면 Table S3 이 보고하는 것과 다른 미세구조를 보여주게 됩니다.</w:t>
       </w:r>
     </w:p>
     <w:p>
@@ -3580,13 +3761,13 @@
           <w:b/>
           <w:sz w:val="19"/>
         </w:rPr>
-        <w:t xml:space="preserve">Figure 4b (해제조건 ⑦) — </w:t>
+        <w:t xml:space="preserve">AM 입자당 CBD 접촉 수 — 규약이 이득까지 바꿉니다 — </w:t>
       </w:r>
       <w:r>
         <w:rPr>
           <w:sz w:val="19"/>
         </w:rPr>
-        <w:t>현재 그림은 철회된 세대의 σ 값을 그린 것입니다. 두 규약을 병기하는 형태로 재작도해야 하며, 어느 한쪽만 그리면 Methods 가 두 규약을 동등하게 적은 것과 모순됩니다.</w:t>
+        <w:t>본문이 이 수를 기전 근거로 직접 인용합니다. 절연 바인더를 ‘conductive binder domain’ 에 넣느냐에 따라 증가율이 16 % 와 10 % 로 갈립니다. 규약을 함께 적지 않으면 인용할 수 없습니다. 또 v6 의 절대값(433 · 517)은 재현되지 않습니다 — v6 이 무엇을 셌는지 기록이 없습니다. 방향과 상대 크기는 정합합니다.</w:t>
       </w:r>
     </w:p>
     <w:p>
@@ -3598,13 +3779,13 @@
           <w:b/>
           <w:sz w:val="19"/>
         </w:rPr>
-        <w:t xml:space="preserve">Figure S16–S18 캐프션 (해제조건 ⑧) — </w:t>
+        <w:t xml:space="preserve">격자 수렴 — </w:t>
       </w:r>
       <w:r>
         <w:rPr>
           <w:sz w:val="19"/>
         </w:rPr>
-        <w:t>외부 DOCX 에 있어 저희 자동 검사가 한 번도 본 적이 없는 구간입니다. 원고·SI 텍스트를 리포 안에 두면 반복적으로 자동 검사가 돌 수 있습니다 — 합의가 필요합니다.</w:t>
+        <w:t>이득이 격자를 조일수록 단조 증가하고 멈추지 않습니다. 증분 비가 어떤 멱법칙과도 맞지 않아 외삽이 성립하지 않으므로, 검토한 세분 구간에서 단조 증가한다고만 적고 전역 한계를 주장하지 않습니다.</w:t>
       </w:r>
     </w:p>
     <w:p>
@@ -3622,7 +3803,43 @@
         <w:rPr>
           <w:sz w:val="19"/>
         </w:rPr>
-        <w:t>현재 결론은 σ(VGCF) 를 유효 망 상수로 볼 때 성립합니다. 단섬유 값(×100)을 넣으면 부호가 뒤집히므로, 그 가정이 얼마나 튀튼한지를 재는 감도 공정(σ = 250 · 800 · 2500)을 등록해 두었습니다. 원고에는 Limitations 한 문단으로 이미 들어가 있습니다.</w:t>
+        <w:t>현재 결론은 σ(VGCF) 를 유효 망 상수로 볼 때 성립합니다. 단섬유 값을 넣으면 이득의 부호가 뒤집히므로 — 망이 이미 완전하면 SDCP 가 보탤 것이 없고 오히려 부피를 차지합니다 — 이 가정은 결론에 실질적입니다. Limitations 에 한 문단으로 들어가 있고, 감도 공정을 런 전에 등록해 두었습니다.</w:t>
+      </w:r>
+    </w:p>
+    <w:p>
+      <w:pPr>
+        <w:jc w:val="both"/>
+      </w:pPr>
+      <w:r>
+        <w:rPr>
+          <w:b/>
+          <w:sz w:val="19"/>
+        </w:rPr>
+        <w:t xml:space="preserve">준정적 위반 — </w:t>
+      </w:r>
+      <w:r>
+        <w:rPr>
+          <w:sz w:val="19"/>
+        </w:rPr>
+        <w:t>침대 자체가 준정적 조건 위반을 보고합니다. 두 전극이 같은 속도로 눌렸으므로 비는 공통 모드로 상쇄되지만, 두께와 ε_union 은 절대값이라 영향을 받습니다. Limitations 에 적었습니다.</w:t>
+      </w:r>
+    </w:p>
+    <w:p>
+      <w:pPr>
+        <w:jc w:val="both"/>
+      </w:pPr>
+      <w:r>
+        <w:rPr>
+          <w:b/>
+          <w:sz w:val="19"/>
+        </w:rPr>
+        <w:t xml:space="preserve">독립 재판정 — </w:t>
+      </w:r>
+      <w:r>
+        <w:rPr>
+          <w:sz w:val="19"/>
+        </w:rPr>
+        <w:t>R11 을 올린 뒤 적대 리뷰를 더 받지 못했습니다. 위 해제조건의 ‘해소’ 는 전부 저희 자체 판정입니다.</w:t>
       </w:r>
     </w:p>
     <w:p>

--- a/docs/manuscript/Methods_simulation_v7_for_coauthors.docx
+++ b/docs/manuscript/Methods_simulation_v7_for_coauthors.docx
@@ -486,7 +486,7 @@
               <w:rPr>
                 <w:sz w:val="16"/>
               </w:rPr>
-              <w:t>구조 지표 다섯 행 중 넷은 새 침대에서 측정해 표에 넣었습니다. σ_ion 한 행이 남았는데, 상태가 ‘미측정’ 이 아니라 ‘쟀는데 못 씁니다’ 입니다 — 아래 미결 항목 참조. 면적 용량은 면적 하중까지만 확정됐고 비용량을 받지 못했습니다.</w:t>
+              <w:t>구조 지표 다섯 행 중 넷은 새 침대에서 측정해 표에 넣었습니다. σ_ion 한 행이 남았는데, 상태가 ‘미측정’ 이 아니라 ‘쟀는데 못 씁니다’ 입니다 — 아래 미결 항목 참조. 면적 용량 행은 비용량이 실험 쪽 값이라 협업자 소관으로 넘겼습니다(저희가 낼 수 있는 면적 하중은 확정).</w:t>
             </w:r>
           </w:p>
         </w:tc>
@@ -2615,7 +2615,7 @@
                 <w:i/>
                 <w:sz w:val="16"/>
               </w:rPr>
-              <w:t>[ 보류 — 면적 하중 0.015904 g cm⁻² 확정, 비용량 미상 ]</w:t>
+              <w:t>[ 협업자 소관 — 면적 하중 0.015904 g cm⁻² 확정, 비용량은 원고 밖 ]</w:t>
             </w:r>
           </w:p>
         </w:tc>
@@ -2633,7 +2633,7 @@
                 <w:i/>
                 <w:sz w:val="16"/>
               </w:rPr>
-              <w:t>[ 보류 — 면적 하중 0.015904 g cm⁻² 확정, 비용량 미상 ]</w:t>
+              <w:t>[ 협업자 소관 — 면적 하중 0.015904 g cm⁻² 확정, 비용량은 원고 밖 ]</w:t>
             </w:r>
           </w:p>
         </w:tc>
@@ -3725,13 +3725,13 @@
           <w:b/>
           <w:sz w:val="19"/>
         </w:rPr>
-        <w:t xml:space="preserve">Areal capacity — v6 의 두 값은 이 침대에서 성립하지 않습니다 — </w:t>
+        <w:t xml:space="preserve">Areal capacity — v6 의 두 값은 이 침대에서 성립하지 않습니다 (협업자 소관) — </w:t>
       </w:r>
       <w:r>
         <w:rPr>
           <w:sz w:val="19"/>
         </w:rPr>
-        <w:t>SI v6 은 두 전극에 서로 다른 면적 용량을 적었는데, 두 전극이 같은 AM 골격과 같은 두께를 공유하므로 성립할 수 없습니다. 면적 하중은 0.015904 g cm⁻² 로 확정했고 두 전극이 같습니다. 남은 것은 비용량 하나인데 원고 어디에도 없습니다 — 공저자 회신이 필요합니다.</w:t>
+        <w:t>SI v6 은 두 전극에 서로 다른 면적 용량을 적었는데, 두 전극이 같은 AM 골격과 같은 두께를 공유하므로 성립할 수 없습니다. ⚠ 이 사실은 누가 값을 채우든 그대로입니다. 저희가 낼 수 있는 것은 면적 하중까지이고 0.015904 g cm⁻² 로 확정했습니다(두 전극 동일). 비용량은 시뮬레이션 산출물이 아니라 실험 쪽 값이라 이 행은 협업자가 채웁니다 — 시뮬레이션 축의 미결이 아닙니다.</w:t>
       </w:r>
     </w:p>
     <w:p>
